--- a/app/static/Documentacao_Landing_Page_Espaco_Girassol.docx
+++ b/app/static/Documentacao_Landing_Page_Espaco_Girassol.docx
@@ -12,9 +12,7 @@
         </w:rPr>
       </w:pPr>
       <w:r>
-        <w:rPr>
-          <w:lang w:val="pt-PT" w:eastAsia="zxx" w:bidi="zxx"/>
-        </w:rPr>
+        <w:rPr/>
         <w:drawing>
           <wp:inline distT="0" distB="0" distL="0" distR="0">
             <wp:extent cx="1871980" cy="1871980"/>
@@ -3017,9 +3015,7 @@
         </w:rPr>
       </w:pPr>
       <w:r>
-        <w:rPr>
-          <w:lang w:val="pt-PT" w:eastAsia="zxx" w:bidi="zxx"/>
-        </w:rPr>
+        <w:rPr/>
         <w:drawing>
           <wp:inline distT="0" distB="0" distL="0" distR="0">
             <wp:extent cx="6120130" cy="4079875"/>
@@ -5424,14 +5420,1194 @@
         <w:contextualSpacing/>
         <w:rPr>
           <w:color w:val="2F3A2E"/>
-          <w:lang w:val="pt-PT" w:eastAsia="zxx" w:bidi="zxx"/>
-        </w:rPr>
-      </w:pPr>
-      <w:r>
-        <w:rPr>
-          <w:color w:val="2F3A2E"/>
-          <w:lang w:val="pt-PT" w:eastAsia="zxx" w:bidi="zxx"/>
-        </w:rPr>
+          <w:sz w:val="18"/>
+          <w:szCs w:val="18"/>
+          <w:lang w:val="pt-PT" w:eastAsia="zxx" w:bidi="zxx"/>
+        </w:rPr>
+      </w:pPr>
+      <w:r>
+        <w:rPr>
+          <w:color w:val="2F3A2E"/>
+          <w:sz w:val="18"/>
+          <w:szCs w:val="18"/>
+          <w:lang w:val="pt-PT" w:eastAsia="zxx" w:bidi="zxx"/>
+        </w:rPr>
+        <w:t>*</w:t>
+      </w:r>
+      <w:r>
+        <w:rPr>
+          <w:color w:val="2F3A2E"/>
+          <w:sz w:val="20"/>
+          <w:szCs w:val="20"/>
+          <w:lang w:val="pt-PT" w:eastAsia="zxx" w:bidi="zxx"/>
+        </w:rPr>
+        <w:t>Cristaloterapia</w:t>
+      </w:r>
+    </w:p>
+    <w:p>
+      <w:pPr>
+        <w:pStyle w:val="Normal"/>
+        <w:spacing w:before="0" w:after="160"/>
+        <w:contextualSpacing/>
+        <w:rPr>
+          <w:color w:val="2F3A2E"/>
+          <w:lang w:val="pt-PT" w:eastAsia="zxx" w:bidi="zxx"/>
+        </w:rPr>
+      </w:pPr>
+      <w:r>
+        <w:rPr>
+          <w:color w:val="2F3A2E"/>
+          <w:lang w:val="pt-PT" w:eastAsia="zxx" w:bidi="zxx"/>
+        </w:rPr>
+      </w:r>
+    </w:p>
+    <w:p>
+      <w:pPr>
+        <w:pStyle w:val="Normal"/>
+        <w:spacing w:before="0" w:after="160"/>
+        <w:contextualSpacing/>
+        <w:rPr>
+          <w:color w:val="2F3A2E"/>
+          <w:lang w:val="pt-PT" w:eastAsia="zxx" w:bidi="zxx"/>
+        </w:rPr>
+      </w:pPr>
+      <w:r>
+        <w:rPr>
+          <w:color w:val="2F3A2E"/>
+          <w:lang w:val="pt-PT" w:eastAsia="zxx" w:bidi="zxx"/>
+        </w:rPr>
+        <w:t>A Cristaloterapia é uma terapia integrativa que utiliza a energia dos cristais para harmonizar os centros energéticos do corpo, promovendo equilíbrio físico, emocional e espiritual. É indicada para auxiliar na redução do estresse, ansiedade, cansaço e no fortalecimento da energia vital.</w:t>
+      </w:r>
+    </w:p>
+    <w:p>
+      <w:pPr>
+        <w:pStyle w:val="Normal"/>
+        <w:spacing w:before="0" w:after="160"/>
+        <w:contextualSpacing/>
+        <w:rPr>
+          <w:color w:val="2F3A2E"/>
+          <w:lang w:val="pt-PT" w:eastAsia="zxx" w:bidi="zxx"/>
+        </w:rPr>
+      </w:pPr>
+      <w:r>
+        <w:rPr>
+          <w:color w:val="2F3A2E"/>
+          <w:lang w:val="pt-PT" w:eastAsia="zxx" w:bidi="zxx"/>
+        </w:rPr>
+      </w:r>
+    </w:p>
+    <w:p>
+      <w:pPr>
+        <w:pStyle w:val="Normal"/>
+        <w:spacing w:before="0" w:after="160"/>
+        <w:contextualSpacing/>
+        <w:rPr>
+          <w:color w:val="2F3A2E"/>
+          <w:lang w:val="pt-PT" w:eastAsia="zxx" w:bidi="zxx"/>
+        </w:rPr>
+      </w:pPr>
+      <w:r>
+        <w:rPr>
+          <w:color w:val="2F3A2E"/>
+          <w:lang w:val="pt-PT" w:eastAsia="zxx" w:bidi="zxx"/>
+        </w:rPr>
+        <w:t>No Espaço Girassol, o atendimento é personalizado, com a escolha dos cristais de acordo com as necessidades de cada pessoa.</w:t>
+      </w:r>
+    </w:p>
+    <w:p>
+      <w:pPr>
+        <w:pStyle w:val="Normal"/>
+        <w:spacing w:before="0" w:after="160"/>
+        <w:contextualSpacing/>
+        <w:rPr>
+          <w:color w:val="2F3A2E"/>
+          <w:lang w:val="pt-PT" w:eastAsia="zxx" w:bidi="zxx"/>
+        </w:rPr>
+      </w:pPr>
+      <w:r>
+        <w:rPr>
+          <w:color w:val="2F3A2E"/>
+          <w:lang w:val="pt-PT" w:eastAsia="zxx" w:bidi="zxx"/>
+        </w:rPr>
+      </w:r>
+    </w:p>
+    <w:p>
+      <w:pPr>
+        <w:pStyle w:val="Normal"/>
+        <w:spacing w:before="0" w:after="160"/>
+        <w:contextualSpacing/>
+        <w:rPr>
+          <w:color w:val="2F3A2E"/>
+          <w:lang w:val="pt-PT" w:eastAsia="zxx" w:bidi="zxx"/>
+        </w:rPr>
+      </w:pPr>
+      <w:r>
+        <w:rPr>
+          <w:color w:val="2F3A2E"/>
+          <w:lang w:val="pt-PT" w:eastAsia="zxx" w:bidi="zxx"/>
+        </w:rPr>
+        <w:t>Duração da sessão: aproximadamente 60 minutos.*</w:t>
+      </w:r>
+    </w:p>
+    <w:p>
+      <w:pPr>
+        <w:pStyle w:val="Normal"/>
+        <w:spacing w:before="0" w:after="160"/>
+        <w:contextualSpacing/>
+        <w:rPr>
+          <w:color w:val="2F3A2E"/>
+          <w:lang w:val="pt-PT" w:eastAsia="zxx" w:bidi="zxx"/>
+        </w:rPr>
+      </w:pPr>
+      <w:r>
+        <w:rPr>
+          <w:color w:val="2F3A2E"/>
+          <w:lang w:val="pt-PT" w:eastAsia="zxx" w:bidi="zxx"/>
+        </w:rPr>
+      </w:r>
+    </w:p>
+    <w:p>
+      <w:pPr>
+        <w:pStyle w:val="Normal"/>
+        <w:spacing w:before="0" w:after="160"/>
+        <w:contextualSpacing/>
+        <w:rPr>
+          <w:color w:val="2F3A2E"/>
+          <w:lang w:val="pt-PT" w:eastAsia="zxx" w:bidi="zxx"/>
+        </w:rPr>
+      </w:pPr>
+      <w:r>
+        <w:rPr>
+          <w:color w:val="2F3A2E"/>
+          <w:lang w:val="pt-PT" w:eastAsia="zxx" w:bidi="zxx"/>
+        </w:rPr>
+      </w:r>
+    </w:p>
+    <w:p>
+      <w:pPr>
+        <w:pStyle w:val="Normal"/>
+        <w:spacing w:before="0" w:after="160"/>
+        <w:contextualSpacing/>
+        <w:rPr>
+          <w:color w:val="2F3A2E"/>
+          <w:lang w:val="pt-PT" w:eastAsia="zxx" w:bidi="zxx"/>
+        </w:rPr>
+      </w:pPr>
+      <w:r>
+        <w:rPr>
+          <w:color w:val="2F3A2E"/>
+          <w:lang w:val="pt-PT" w:eastAsia="zxx" w:bidi="zxx"/>
+        </w:rPr>
+        <w:t>Radiestesia</w:t>
+      </w:r>
+    </w:p>
+    <w:p>
+      <w:pPr>
+        <w:pStyle w:val="Normal"/>
+        <w:spacing w:before="0" w:after="160"/>
+        <w:contextualSpacing/>
+        <w:rPr>
+          <w:color w:val="2F3A2E"/>
+          <w:lang w:val="pt-PT" w:eastAsia="zxx" w:bidi="zxx"/>
+        </w:rPr>
+      </w:pPr>
+      <w:r>
+        <w:rPr>
+          <w:color w:val="2F3A2E"/>
+          <w:lang w:val="pt-PT" w:eastAsia="zxx" w:bidi="zxx"/>
+        </w:rPr>
+      </w:r>
+    </w:p>
+    <w:p>
+      <w:pPr>
+        <w:pStyle w:val="Normal"/>
+        <w:spacing w:before="0" w:after="160"/>
+        <w:contextualSpacing/>
+        <w:rPr>
+          <w:color w:val="2F3A2E"/>
+          <w:lang w:val="pt-PT" w:eastAsia="zxx" w:bidi="zxx"/>
+        </w:rPr>
+      </w:pPr>
+      <w:r>
+        <w:rPr>
+          <w:color w:val="2F3A2E"/>
+          <w:lang w:val="pt-PT" w:eastAsia="zxx" w:bidi="zxx"/>
+        </w:rPr>
+        <w:t>A Radiestesia é uma terapia integrativa que utiliza instrumentos como o pêndulo para identificar e avaliar desequilíbrios energéticos, auxiliando na harmonização do corpo, da mente e das emoções. É indicada para promover autoconhecimento, equilíbrio energético e bem-estar.</w:t>
+      </w:r>
+    </w:p>
+    <w:p>
+      <w:pPr>
+        <w:pStyle w:val="Normal"/>
+        <w:spacing w:before="0" w:after="160"/>
+        <w:contextualSpacing/>
+        <w:rPr>
+          <w:color w:val="2F3A2E"/>
+          <w:lang w:val="pt-PT" w:eastAsia="zxx" w:bidi="zxx"/>
+        </w:rPr>
+      </w:pPr>
+      <w:r>
+        <w:rPr>
+          <w:color w:val="2F3A2E"/>
+          <w:lang w:val="pt-PT" w:eastAsia="zxx" w:bidi="zxx"/>
+        </w:rPr>
+      </w:r>
+    </w:p>
+    <w:p>
+      <w:pPr>
+        <w:pStyle w:val="Normal"/>
+        <w:spacing w:before="0" w:after="160"/>
+        <w:contextualSpacing/>
+        <w:rPr>
+          <w:color w:val="2F3A2E"/>
+          <w:lang w:val="pt-PT" w:eastAsia="zxx" w:bidi="zxx"/>
+        </w:rPr>
+      </w:pPr>
+      <w:r>
+        <w:rPr>
+          <w:color w:val="2F3A2E"/>
+          <w:lang w:val="pt-PT" w:eastAsia="zxx" w:bidi="zxx"/>
+        </w:rPr>
+        <w:t>No Espaço Girassol, o atendimento é personalizado, com uma avaliação energética para direcionar o tratamento de acordo com as necessidades de cada pessoa.</w:t>
+      </w:r>
+    </w:p>
+    <w:p>
+      <w:pPr>
+        <w:pStyle w:val="Normal"/>
+        <w:spacing w:before="0" w:after="160"/>
+        <w:contextualSpacing/>
+        <w:rPr>
+          <w:color w:val="2F3A2E"/>
+          <w:lang w:val="pt-PT" w:eastAsia="zxx" w:bidi="zxx"/>
+        </w:rPr>
+      </w:pPr>
+      <w:r>
+        <w:rPr>
+          <w:color w:val="2F3A2E"/>
+          <w:lang w:val="pt-PT" w:eastAsia="zxx" w:bidi="zxx"/>
+        </w:rPr>
+      </w:r>
+    </w:p>
+    <w:p>
+      <w:pPr>
+        <w:pStyle w:val="Normal"/>
+        <w:spacing w:before="0" w:after="160"/>
+        <w:contextualSpacing/>
+        <w:rPr>
+          <w:color w:val="2F3A2E"/>
+          <w:lang w:val="pt-PT" w:eastAsia="zxx" w:bidi="zxx"/>
+        </w:rPr>
+      </w:pPr>
+      <w:r>
+        <w:rPr>
+          <w:color w:val="2F3A2E"/>
+          <w:lang w:val="pt-PT" w:eastAsia="zxx" w:bidi="zxx"/>
+        </w:rPr>
+        <w:t>Duração da sessão: aproximadamente 60 minutos.</w:t>
+      </w:r>
+    </w:p>
+    <w:p>
+      <w:pPr>
+        <w:pStyle w:val="Normal"/>
+        <w:spacing w:before="0" w:after="160"/>
+        <w:contextualSpacing/>
+        <w:rPr>
+          <w:color w:val="2F3A2E"/>
+          <w:lang w:val="pt-PT" w:eastAsia="zxx" w:bidi="zxx"/>
+        </w:rPr>
+      </w:pPr>
+      <w:r>
+        <w:rPr>
+          <w:color w:val="2F3A2E"/>
+          <w:lang w:val="pt-PT" w:eastAsia="zxx" w:bidi="zxx"/>
+        </w:rPr>
+      </w:r>
+    </w:p>
+    <w:p>
+      <w:pPr>
+        <w:pStyle w:val="Normal"/>
+        <w:spacing w:before="0" w:after="160"/>
+        <w:contextualSpacing/>
+        <w:rPr>
+          <w:color w:val="2F3A2E"/>
+          <w:lang w:val="pt-PT" w:eastAsia="zxx" w:bidi="zxx"/>
+        </w:rPr>
+      </w:pPr>
+      <w:r>
+        <w:rPr>
+          <w:color w:val="2F3A2E"/>
+          <w:lang w:val="pt-PT" w:eastAsia="zxx" w:bidi="zxx"/>
+        </w:rPr>
+      </w:r>
+    </w:p>
+    <w:p>
+      <w:pPr>
+        <w:pStyle w:val="Normal"/>
+        <w:spacing w:before="0" w:after="160"/>
+        <w:contextualSpacing/>
+        <w:rPr>
+          <w:color w:val="2F3A2E"/>
+          <w:lang w:val="pt-PT" w:eastAsia="zxx" w:bidi="zxx"/>
+        </w:rPr>
+      </w:pPr>
+      <w:r>
+        <w:rPr>
+          <w:color w:val="2F3A2E"/>
+          <w:lang w:val="pt-PT" w:eastAsia="zxx" w:bidi="zxx"/>
+        </w:rPr>
+        <w:t>Reiki</w:t>
+      </w:r>
+    </w:p>
+    <w:p>
+      <w:pPr>
+        <w:pStyle w:val="Normal"/>
+        <w:spacing w:before="0" w:after="160"/>
+        <w:contextualSpacing/>
+        <w:rPr>
+          <w:color w:val="2F3A2E"/>
+          <w:lang w:val="pt-PT" w:eastAsia="zxx" w:bidi="zxx"/>
+        </w:rPr>
+      </w:pPr>
+      <w:r>
+        <w:rPr>
+          <w:color w:val="2F3A2E"/>
+          <w:lang w:val="pt-PT" w:eastAsia="zxx" w:bidi="zxx"/>
+        </w:rPr>
+      </w:r>
+    </w:p>
+    <w:p>
+      <w:pPr>
+        <w:pStyle w:val="Normal"/>
+        <w:spacing w:before="0" w:after="160"/>
+        <w:contextualSpacing/>
+        <w:rPr>
+          <w:color w:val="2F3A2E"/>
+          <w:lang w:val="pt-PT" w:eastAsia="zxx" w:bidi="zxx"/>
+        </w:rPr>
+      </w:pPr>
+      <w:r>
+        <w:rPr>
+          <w:color w:val="2F3A2E"/>
+          <w:lang w:val="pt-PT" w:eastAsia="zxx" w:bidi="zxx"/>
+        </w:rPr>
+        <w:t>O Reiki é uma terapia integrativa de origem japonesa que promove o equilíbrio energético por meio da imposição das mãos. Auxilia na redução do estresse, ansiedade, dores, fadiga e favorece o relaxamento profundo, o bem-estar e o fortalecimento da energia vital.</w:t>
+      </w:r>
+    </w:p>
+    <w:p>
+      <w:pPr>
+        <w:pStyle w:val="Normal"/>
+        <w:spacing w:before="0" w:after="160"/>
+        <w:contextualSpacing/>
+        <w:rPr>
+          <w:color w:val="2F3A2E"/>
+          <w:lang w:val="pt-PT" w:eastAsia="zxx" w:bidi="zxx"/>
+        </w:rPr>
+      </w:pPr>
+      <w:r>
+        <w:rPr>
+          <w:color w:val="2F3A2E"/>
+          <w:lang w:val="pt-PT" w:eastAsia="zxx" w:bidi="zxx"/>
+        </w:rPr>
+      </w:r>
+    </w:p>
+    <w:p>
+      <w:pPr>
+        <w:pStyle w:val="Normal"/>
+        <w:spacing w:before="0" w:after="160"/>
+        <w:contextualSpacing/>
+        <w:rPr>
+          <w:color w:val="2F3A2E"/>
+          <w:lang w:val="pt-PT" w:eastAsia="zxx" w:bidi="zxx"/>
+        </w:rPr>
+      </w:pPr>
+      <w:r>
+        <w:rPr>
+          <w:color w:val="2F3A2E"/>
+          <w:lang w:val="pt-PT" w:eastAsia="zxx" w:bidi="zxx"/>
+        </w:rPr>
+        <w:t>No Espaço Girassol, cada atendimento é realizado de forma personalizada, respeitando as necessidades físicas, emocionais e energéticas de cada pessoa.</w:t>
+      </w:r>
+    </w:p>
+    <w:p>
+      <w:pPr>
+        <w:pStyle w:val="Normal"/>
+        <w:spacing w:before="0" w:after="160"/>
+        <w:contextualSpacing/>
+        <w:rPr>
+          <w:color w:val="2F3A2E"/>
+          <w:lang w:val="pt-PT" w:eastAsia="zxx" w:bidi="zxx"/>
+        </w:rPr>
+      </w:pPr>
+      <w:r>
+        <w:rPr>
+          <w:color w:val="2F3A2E"/>
+          <w:lang w:val="pt-PT" w:eastAsia="zxx" w:bidi="zxx"/>
+        </w:rPr>
+      </w:r>
+    </w:p>
+    <w:p>
+      <w:pPr>
+        <w:pStyle w:val="Normal"/>
+        <w:spacing w:before="0" w:after="160"/>
+        <w:contextualSpacing/>
+        <w:rPr>
+          <w:color w:val="2F3A2E"/>
+          <w:lang w:val="pt-PT" w:eastAsia="zxx" w:bidi="zxx"/>
+        </w:rPr>
+      </w:pPr>
+      <w:r>
+        <w:rPr>
+          <w:color w:val="2F3A2E"/>
+          <w:lang w:val="pt-PT" w:eastAsia="zxx" w:bidi="zxx"/>
+        </w:rPr>
+        <w:t>Duração da sessão: aproximadamente 60 minutos.</w:t>
+      </w:r>
+    </w:p>
+    <w:p>
+      <w:pPr>
+        <w:pStyle w:val="Normal"/>
+        <w:spacing w:before="0" w:after="160"/>
+        <w:contextualSpacing/>
+        <w:rPr>
+          <w:color w:val="2F3A2E"/>
+          <w:lang w:val="pt-PT" w:eastAsia="zxx" w:bidi="zxx"/>
+        </w:rPr>
+      </w:pPr>
+      <w:r>
+        <w:rPr>
+          <w:color w:val="2F3A2E"/>
+          <w:lang w:val="pt-PT" w:eastAsia="zxx" w:bidi="zxx"/>
+        </w:rPr>
+      </w:r>
+    </w:p>
+    <w:p>
+      <w:pPr>
+        <w:pStyle w:val="Normal"/>
+        <w:spacing w:before="0" w:after="160"/>
+        <w:contextualSpacing/>
+        <w:rPr>
+          <w:color w:val="2F3A2E"/>
+          <w:lang w:val="pt-PT" w:eastAsia="zxx" w:bidi="zxx"/>
+        </w:rPr>
+      </w:pPr>
+      <w:r>
+        <w:rPr>
+          <w:color w:val="2F3A2E"/>
+          <w:lang w:val="pt-PT" w:eastAsia="zxx" w:bidi="zxx"/>
+        </w:rPr>
+      </w:r>
+    </w:p>
+    <w:p>
+      <w:pPr>
+        <w:pStyle w:val="Normal"/>
+        <w:spacing w:before="0" w:after="160"/>
+        <w:contextualSpacing/>
+        <w:rPr>
+          <w:color w:val="2F3A2E"/>
+          <w:lang w:val="pt-PT" w:eastAsia="zxx" w:bidi="zxx"/>
+        </w:rPr>
+      </w:pPr>
+      <w:r>
+        <w:rPr>
+          <w:color w:val="2F3A2E"/>
+          <w:lang w:val="pt-PT" w:eastAsia="zxx" w:bidi="zxx"/>
+        </w:rPr>
+      </w:r>
+    </w:p>
+    <w:p>
+      <w:pPr>
+        <w:pStyle w:val="Normal"/>
+        <w:spacing w:before="0" w:after="160"/>
+        <w:contextualSpacing/>
+        <w:rPr>
+          <w:color w:val="2F3A2E"/>
+          <w:lang w:val="pt-PT" w:eastAsia="zxx" w:bidi="zxx"/>
+        </w:rPr>
+      </w:pPr>
+      <w:r>
+        <w:rPr>
+          <w:color w:val="2F3A2E"/>
+          <w:lang w:val="pt-PT" w:eastAsia="zxx" w:bidi="zxx"/>
+        </w:rPr>
+        <w:t>Florais</w:t>
+      </w:r>
+    </w:p>
+    <w:p>
+      <w:pPr>
+        <w:pStyle w:val="Normal"/>
+        <w:spacing w:before="0" w:after="160"/>
+        <w:contextualSpacing/>
+        <w:rPr>
+          <w:color w:val="2F3A2E"/>
+          <w:lang w:val="pt-PT" w:eastAsia="zxx" w:bidi="zxx"/>
+        </w:rPr>
+      </w:pPr>
+      <w:r>
+        <w:rPr>
+          <w:color w:val="2F3A2E"/>
+          <w:lang w:val="pt-PT" w:eastAsia="zxx" w:bidi="zxx"/>
+        </w:rPr>
+      </w:r>
+    </w:p>
+    <w:p>
+      <w:pPr>
+        <w:pStyle w:val="Normal"/>
+        <w:spacing w:before="0" w:after="160"/>
+        <w:contextualSpacing/>
+        <w:rPr>
+          <w:color w:val="2F3A2E"/>
+          <w:lang w:val="pt-PT" w:eastAsia="zxx" w:bidi="zxx"/>
+        </w:rPr>
+      </w:pPr>
+      <w:r>
+        <w:rPr>
+          <w:color w:val="2F3A2E"/>
+          <w:lang w:val="pt-PT" w:eastAsia="zxx" w:bidi="zxx"/>
+        </w:rPr>
+        <w:t>A Terapia Floral utiliza essências naturais para promover o equilíbrio emocional e auxiliar no enfrentamento de sentimentos como ansiedade, estresse, medo, tristeza e insegurança. É uma abordagem suave e natural que favorece o autoconhecimento e o bem-estar.</w:t>
+      </w:r>
+    </w:p>
+    <w:p>
+      <w:pPr>
+        <w:pStyle w:val="Normal"/>
+        <w:spacing w:before="0" w:after="160"/>
+        <w:contextualSpacing/>
+        <w:rPr>
+          <w:color w:val="2F3A2E"/>
+          <w:lang w:val="pt-PT" w:eastAsia="zxx" w:bidi="zxx"/>
+        </w:rPr>
+      </w:pPr>
+      <w:r>
+        <w:rPr>
+          <w:color w:val="2F3A2E"/>
+          <w:lang w:val="pt-PT" w:eastAsia="zxx" w:bidi="zxx"/>
+        </w:rPr>
+      </w:r>
+    </w:p>
+    <w:p>
+      <w:pPr>
+        <w:pStyle w:val="Normal"/>
+        <w:spacing w:before="0" w:after="160"/>
+        <w:contextualSpacing/>
+        <w:rPr>
+          <w:color w:val="2F3A2E"/>
+          <w:lang w:val="pt-PT" w:eastAsia="zxx" w:bidi="zxx"/>
+        </w:rPr>
+      </w:pPr>
+      <w:r>
+        <w:rPr>
+          <w:color w:val="2F3A2E"/>
+          <w:lang w:val="pt-PT" w:eastAsia="zxx" w:bidi="zxx"/>
+        </w:rPr>
+        <w:t>No Espaço Girassol, o atendimento é personalizado, com uma avaliação para indicar a combinação de florais mais adequada às necessidades de cada pessoa.</w:t>
+      </w:r>
+    </w:p>
+    <w:p>
+      <w:pPr>
+        <w:pStyle w:val="Normal"/>
+        <w:spacing w:before="0" w:after="160"/>
+        <w:contextualSpacing/>
+        <w:rPr>
+          <w:color w:val="2F3A2E"/>
+          <w:lang w:val="pt-PT" w:eastAsia="zxx" w:bidi="zxx"/>
+        </w:rPr>
+      </w:pPr>
+      <w:r>
+        <w:rPr>
+          <w:color w:val="2F3A2E"/>
+          <w:lang w:val="pt-PT" w:eastAsia="zxx" w:bidi="zxx"/>
+        </w:rPr>
+      </w:r>
+    </w:p>
+    <w:p>
+      <w:pPr>
+        <w:pStyle w:val="Normal"/>
+        <w:spacing w:before="0" w:after="160"/>
+        <w:contextualSpacing/>
+        <w:rPr>
+          <w:color w:val="2F3A2E"/>
+          <w:lang w:val="pt-PT" w:eastAsia="zxx" w:bidi="zxx"/>
+        </w:rPr>
+      </w:pPr>
+      <w:r>
+        <w:rPr>
+          <w:color w:val="2F3A2E"/>
+          <w:lang w:val="pt-PT" w:eastAsia="zxx" w:bidi="zxx"/>
+        </w:rPr>
+        <w:t>Duração da sessão: aproximadamente 60 minutos.</w:t>
+      </w:r>
+    </w:p>
+    <w:p>
+      <w:pPr>
+        <w:pStyle w:val="Normal"/>
+        <w:spacing w:before="0" w:after="160"/>
+        <w:contextualSpacing/>
+        <w:rPr>
+          <w:color w:val="2F3A2E"/>
+          <w:lang w:val="pt-PT" w:eastAsia="zxx" w:bidi="zxx"/>
+        </w:rPr>
+      </w:pPr>
+      <w:r>
+        <w:rPr>
+          <w:color w:val="2F3A2E"/>
+          <w:lang w:val="pt-PT" w:eastAsia="zxx" w:bidi="zxx"/>
+        </w:rPr>
+      </w:r>
+    </w:p>
+    <w:p>
+      <w:pPr>
+        <w:pStyle w:val="Normal"/>
+        <w:spacing w:before="0" w:after="160"/>
+        <w:contextualSpacing/>
+        <w:rPr>
+          <w:color w:val="2F3A2E"/>
+          <w:lang w:val="pt-PT" w:eastAsia="zxx" w:bidi="zxx"/>
+        </w:rPr>
+      </w:pPr>
+      <w:r>
+        <w:rPr>
+          <w:color w:val="2F3A2E"/>
+          <w:lang w:val="pt-PT" w:eastAsia="zxx" w:bidi="zxx"/>
+        </w:rPr>
+      </w:r>
+    </w:p>
+    <w:p>
+      <w:pPr>
+        <w:pStyle w:val="Normal"/>
+        <w:spacing w:before="0" w:after="160"/>
+        <w:contextualSpacing/>
+        <w:rPr>
+          <w:color w:val="2F3A2E"/>
+          <w:lang w:val="pt-PT" w:eastAsia="zxx" w:bidi="zxx"/>
+        </w:rPr>
+      </w:pPr>
+      <w:r>
+        <w:rPr>
+          <w:color w:val="2F3A2E"/>
+          <w:lang w:val="pt-PT" w:eastAsia="zxx" w:bidi="zxx"/>
+        </w:rPr>
+      </w:r>
+    </w:p>
+    <w:p>
+      <w:pPr>
+        <w:pStyle w:val="Normal"/>
+        <w:spacing w:before="0" w:after="160"/>
+        <w:contextualSpacing/>
+        <w:rPr>
+          <w:color w:val="2F3A2E"/>
+          <w:lang w:val="pt-PT" w:eastAsia="zxx" w:bidi="zxx"/>
+        </w:rPr>
+      </w:pPr>
+      <w:r>
+        <w:rPr>
+          <w:color w:val="2F3A2E"/>
+          <w:lang w:val="pt-PT" w:eastAsia="zxx" w:bidi="zxx"/>
+        </w:rPr>
+        <w:t>Tarô Terapêutico</w:t>
+      </w:r>
+    </w:p>
+    <w:p>
+      <w:pPr>
+        <w:pStyle w:val="Normal"/>
+        <w:spacing w:before="0" w:after="160"/>
+        <w:contextualSpacing/>
+        <w:rPr>
+          <w:color w:val="2F3A2E"/>
+          <w:lang w:val="pt-PT" w:eastAsia="zxx" w:bidi="zxx"/>
+        </w:rPr>
+      </w:pPr>
+      <w:r>
+        <w:rPr>
+          <w:color w:val="2F3A2E"/>
+          <w:lang w:val="pt-PT" w:eastAsia="zxx" w:bidi="zxx"/>
+        </w:rPr>
+      </w:r>
+    </w:p>
+    <w:p>
+      <w:pPr>
+        <w:pStyle w:val="Normal"/>
+        <w:spacing w:before="0" w:after="160"/>
+        <w:contextualSpacing/>
+        <w:rPr>
+          <w:color w:val="2F3A2E"/>
+          <w:lang w:val="pt-PT" w:eastAsia="zxx" w:bidi="zxx"/>
+        </w:rPr>
+      </w:pPr>
+      <w:r>
+        <w:rPr>
+          <w:color w:val="2F3A2E"/>
+          <w:lang w:val="pt-PT" w:eastAsia="zxx" w:bidi="zxx"/>
+        </w:rPr>
+        <w:t>O Tarô Terapêutico é uma ferramenta de autoconhecimento que auxilia na compreensão de desafios, emoções e padrões de comportamento. Através da interpretação simbólica das cartas, promove clareza, reflexão e apoio na tomada de decisões, favorecendo o desenvolvimento pessoal e o equilíbrio emocional.</w:t>
+      </w:r>
+    </w:p>
+    <w:p>
+      <w:pPr>
+        <w:pStyle w:val="Normal"/>
+        <w:spacing w:before="0" w:after="160"/>
+        <w:contextualSpacing/>
+        <w:rPr>
+          <w:color w:val="2F3A2E"/>
+          <w:lang w:val="pt-PT" w:eastAsia="zxx" w:bidi="zxx"/>
+        </w:rPr>
+      </w:pPr>
+      <w:r>
+        <w:rPr>
+          <w:color w:val="2F3A2E"/>
+          <w:lang w:val="pt-PT" w:eastAsia="zxx" w:bidi="zxx"/>
+        </w:rPr>
+      </w:r>
+    </w:p>
+    <w:p>
+      <w:pPr>
+        <w:pStyle w:val="Normal"/>
+        <w:spacing w:before="0" w:after="160"/>
+        <w:contextualSpacing/>
+        <w:rPr>
+          <w:color w:val="2F3A2E"/>
+          <w:lang w:val="pt-PT" w:eastAsia="zxx" w:bidi="zxx"/>
+        </w:rPr>
+      </w:pPr>
+      <w:r>
+        <w:rPr>
+          <w:color w:val="2F3A2E"/>
+          <w:lang w:val="pt-PT" w:eastAsia="zxx" w:bidi="zxx"/>
+        </w:rPr>
+        <w:t>No Espaço Girassol, o atendimento é realizado de forma acolhedora e personalizada, respeitando o momento e as necessidades de cada pessoa.</w:t>
+      </w:r>
+    </w:p>
+    <w:p>
+      <w:pPr>
+        <w:pStyle w:val="Normal"/>
+        <w:spacing w:before="0" w:after="160"/>
+        <w:contextualSpacing/>
+        <w:rPr>
+          <w:color w:val="2F3A2E"/>
+          <w:lang w:val="pt-PT" w:eastAsia="zxx" w:bidi="zxx"/>
+        </w:rPr>
+      </w:pPr>
+      <w:r>
+        <w:rPr>
+          <w:color w:val="2F3A2E"/>
+          <w:lang w:val="pt-PT" w:eastAsia="zxx" w:bidi="zxx"/>
+        </w:rPr>
+      </w:r>
+    </w:p>
+    <w:p>
+      <w:pPr>
+        <w:pStyle w:val="Normal"/>
+        <w:spacing w:before="0" w:after="160"/>
+        <w:contextualSpacing/>
+        <w:rPr>
+          <w:color w:val="2F3A2E"/>
+          <w:lang w:val="pt-PT" w:eastAsia="zxx" w:bidi="zxx"/>
+        </w:rPr>
+      </w:pPr>
+      <w:r>
+        <w:rPr>
+          <w:color w:val="2F3A2E"/>
+          <w:lang w:val="pt-PT" w:eastAsia="zxx" w:bidi="zxx"/>
+        </w:rPr>
+        <w:t>Duração da sessão: aproximadamente 60 minutos.</w:t>
+      </w:r>
+    </w:p>
+    <w:p>
+      <w:pPr>
+        <w:pStyle w:val="Normal"/>
+        <w:spacing w:before="0" w:after="160"/>
+        <w:contextualSpacing/>
+        <w:rPr>
+          <w:color w:val="2F3A2E"/>
+          <w:lang w:val="pt-PT" w:eastAsia="zxx" w:bidi="zxx"/>
+        </w:rPr>
+      </w:pPr>
+      <w:r>
+        <w:rPr>
+          <w:color w:val="2F3A2E"/>
+          <w:lang w:val="pt-PT" w:eastAsia="zxx" w:bidi="zxx"/>
+        </w:rPr>
+      </w:r>
+    </w:p>
+    <w:p>
+      <w:pPr>
+        <w:pStyle w:val="Normal"/>
+        <w:spacing w:before="0" w:after="160"/>
+        <w:contextualSpacing/>
+        <w:rPr>
+          <w:color w:val="2F3A2E"/>
+          <w:lang w:val="pt-PT" w:eastAsia="zxx" w:bidi="zxx"/>
+        </w:rPr>
+      </w:pPr>
+      <w:r>
+        <w:rPr>
+          <w:color w:val="2F3A2E"/>
+          <w:lang w:val="pt-PT" w:eastAsia="zxx" w:bidi="zxx"/>
+        </w:rPr>
+      </w:r>
+    </w:p>
+    <w:p>
+      <w:pPr>
+        <w:pStyle w:val="Normal"/>
+        <w:spacing w:before="0" w:after="160"/>
+        <w:contextualSpacing/>
+        <w:rPr>
+          <w:color w:val="2F3A2E"/>
+          <w:lang w:val="pt-PT" w:eastAsia="zxx" w:bidi="zxx"/>
+        </w:rPr>
+      </w:pPr>
+      <w:r>
+        <w:rPr>
+          <w:color w:val="2F3A2E"/>
+          <w:lang w:val="pt-PT" w:eastAsia="zxx" w:bidi="zxx"/>
+        </w:rPr>
+      </w:r>
+    </w:p>
+    <w:p>
+      <w:pPr>
+        <w:pStyle w:val="Normal"/>
+        <w:spacing w:before="0" w:after="160"/>
+        <w:contextualSpacing/>
+        <w:rPr>
+          <w:color w:val="2F3A2E"/>
+          <w:lang w:val="pt-PT" w:eastAsia="zxx" w:bidi="zxx"/>
+        </w:rPr>
+      </w:pPr>
+      <w:r>
+        <w:rPr>
+          <w:color w:val="2F3A2E"/>
+          <w:lang w:val="pt-PT" w:eastAsia="zxx" w:bidi="zxx"/>
+        </w:rPr>
+      </w:r>
+    </w:p>
+    <w:p>
+      <w:pPr>
+        <w:pStyle w:val="Normal"/>
+        <w:spacing w:before="0" w:after="160"/>
+        <w:contextualSpacing/>
+        <w:rPr>
+          <w:color w:val="2F3A2E"/>
+          <w:lang w:val="pt-PT" w:eastAsia="zxx" w:bidi="zxx"/>
+        </w:rPr>
+      </w:pPr>
+      <w:r>
+        <w:rPr>
+          <w:color w:val="2F3A2E"/>
+          <w:lang w:val="pt-PT" w:eastAsia="zxx" w:bidi="zxx"/>
+        </w:rPr>
+      </w:r>
+    </w:p>
+    <w:p>
+      <w:pPr>
+        <w:pStyle w:val="Normal"/>
+        <w:spacing w:before="0" w:after="160"/>
+        <w:contextualSpacing/>
+        <w:rPr>
+          <w:color w:val="2F3A2E"/>
+          <w:lang w:val="pt-PT" w:eastAsia="zxx" w:bidi="zxx"/>
+        </w:rPr>
+      </w:pPr>
+      <w:r>
+        <w:rPr>
+          <w:color w:val="2F3A2E"/>
+          <w:lang w:val="pt-PT" w:eastAsia="zxx" w:bidi="zxx"/>
+        </w:rPr>
+      </w:r>
+    </w:p>
+    <w:p>
+      <w:pPr>
+        <w:pStyle w:val="Normal"/>
+        <w:spacing w:before="0" w:after="160"/>
+        <w:contextualSpacing/>
+        <w:rPr>
+          <w:color w:val="2F3A2E"/>
+          <w:lang w:val="pt-PT" w:eastAsia="zxx" w:bidi="zxx"/>
+        </w:rPr>
+      </w:pPr>
+      <w:r>
+        <w:rPr>
+          <w:color w:val="2F3A2E"/>
+          <w:lang w:val="pt-PT" w:eastAsia="zxx" w:bidi="zxx"/>
+        </w:rPr>
+        <w:t>Arteterapia</w:t>
+      </w:r>
+    </w:p>
+    <w:p>
+      <w:pPr>
+        <w:pStyle w:val="Normal"/>
+        <w:spacing w:before="0" w:after="160"/>
+        <w:contextualSpacing/>
+        <w:rPr>
+          <w:color w:val="2F3A2E"/>
+          <w:lang w:val="pt-PT" w:eastAsia="zxx" w:bidi="zxx"/>
+        </w:rPr>
+      </w:pPr>
+      <w:r>
+        <w:rPr>
+          <w:color w:val="2F3A2E"/>
+          <w:lang w:val="pt-PT" w:eastAsia="zxx" w:bidi="zxx"/>
+        </w:rPr>
+      </w:r>
+    </w:p>
+    <w:p>
+      <w:pPr>
+        <w:pStyle w:val="Normal"/>
+        <w:spacing w:before="0" w:after="160"/>
+        <w:contextualSpacing/>
+        <w:rPr>
+          <w:color w:val="2F3A2E"/>
+          <w:lang w:val="pt-PT" w:eastAsia="zxx" w:bidi="zxx"/>
+        </w:rPr>
+      </w:pPr>
+      <w:r>
+        <w:rPr>
+          <w:color w:val="2F3A2E"/>
+          <w:lang w:val="pt-PT" w:eastAsia="zxx" w:bidi="zxx"/>
+        </w:rPr>
+        <w:t>A Arteterapia é uma prática integrativa que utiliza a expressão artística como instrumento de autoconhecimento, equilíbrio emocional e desenvolvimento pessoal. Por meio de atividades criativas, auxilia na redução do estresse, da ansiedade e no fortalecimento da autoestima.</w:t>
+      </w:r>
+    </w:p>
+    <w:p>
+      <w:pPr>
+        <w:pStyle w:val="Normal"/>
+        <w:spacing w:before="0" w:after="160"/>
+        <w:contextualSpacing/>
+        <w:rPr>
+          <w:color w:val="2F3A2E"/>
+          <w:lang w:val="pt-PT" w:eastAsia="zxx" w:bidi="zxx"/>
+        </w:rPr>
+      </w:pPr>
+      <w:r>
+        <w:rPr>
+          <w:color w:val="2F3A2E"/>
+          <w:lang w:val="pt-PT" w:eastAsia="zxx" w:bidi="zxx"/>
+        </w:rPr>
+      </w:r>
+    </w:p>
+    <w:p>
+      <w:pPr>
+        <w:pStyle w:val="Normal"/>
+        <w:spacing w:before="0" w:after="160"/>
+        <w:contextualSpacing/>
+        <w:rPr>
+          <w:color w:val="2F3A2E"/>
+          <w:lang w:val="pt-PT" w:eastAsia="zxx" w:bidi="zxx"/>
+        </w:rPr>
+      </w:pPr>
+      <w:r>
+        <w:rPr>
+          <w:color w:val="2F3A2E"/>
+          <w:lang w:val="pt-PT" w:eastAsia="zxx" w:bidi="zxx"/>
+        </w:rPr>
+        <w:t>No Espaço Girassol, o atendimento é personalizado, respeitando o tempo e a individualidade de cada pessoa.</w:t>
+      </w:r>
+    </w:p>
+    <w:p>
+      <w:pPr>
+        <w:pStyle w:val="Normal"/>
+        <w:spacing w:before="0" w:after="160"/>
+        <w:contextualSpacing/>
+        <w:rPr>
+          <w:color w:val="2F3A2E"/>
+          <w:lang w:val="pt-PT" w:eastAsia="zxx" w:bidi="zxx"/>
+        </w:rPr>
+      </w:pPr>
+      <w:r>
+        <w:rPr>
+          <w:color w:val="2F3A2E"/>
+          <w:lang w:val="pt-PT" w:eastAsia="zxx" w:bidi="zxx"/>
+        </w:rPr>
+      </w:r>
+    </w:p>
+    <w:p>
+      <w:pPr>
+        <w:pStyle w:val="Normal"/>
+        <w:spacing w:before="0" w:after="160"/>
+        <w:contextualSpacing/>
+        <w:rPr>
+          <w:color w:val="2F3A2E"/>
+          <w:lang w:val="pt-PT" w:eastAsia="zxx" w:bidi="zxx"/>
+        </w:rPr>
+      </w:pPr>
+      <w:r>
+        <w:rPr>
+          <w:color w:val="2F3A2E"/>
+          <w:lang w:val="pt-PT" w:eastAsia="zxx" w:bidi="zxx"/>
+        </w:rPr>
+        <w:t>Duração da sessão: aproximadamente 60 minutos.</w:t>
+      </w:r>
+    </w:p>
+    <w:p>
+      <w:pPr>
+        <w:pStyle w:val="Normal"/>
+        <w:spacing w:before="0" w:after="160"/>
+        <w:contextualSpacing/>
+        <w:rPr>
+          <w:color w:val="2F3A2E"/>
+          <w:lang w:val="pt-PT" w:eastAsia="zxx" w:bidi="zxx"/>
+        </w:rPr>
+      </w:pPr>
+      <w:r>
+        <w:rPr>
+          <w:color w:val="2F3A2E"/>
+          <w:lang w:val="pt-PT" w:eastAsia="zxx" w:bidi="zxx"/>
+        </w:rPr>
+      </w:r>
+    </w:p>
+    <w:p>
+      <w:pPr>
+        <w:pStyle w:val="Normal"/>
+        <w:spacing w:before="0" w:after="160"/>
+        <w:contextualSpacing/>
+        <w:rPr>
+          <w:color w:val="2F3A2E"/>
+          <w:lang w:val="pt-PT" w:eastAsia="zxx" w:bidi="zxx"/>
+        </w:rPr>
+      </w:pPr>
+      <w:r>
+        <w:rPr>
+          <w:color w:val="2F3A2E"/>
+          <w:lang w:val="pt-PT" w:eastAsia="zxx" w:bidi="zxx"/>
+        </w:rPr>
+      </w:r>
+    </w:p>
+    <w:p>
+      <w:pPr>
+        <w:pStyle w:val="Normal"/>
+        <w:spacing w:before="0" w:after="160"/>
+        <w:contextualSpacing/>
+        <w:rPr>
+          <w:color w:val="2F3A2E"/>
+          <w:lang w:val="pt-PT" w:eastAsia="zxx" w:bidi="zxx"/>
+        </w:rPr>
+      </w:pPr>
+      <w:r>
+        <w:rPr>
+          <w:color w:val="2F3A2E"/>
+          <w:lang w:val="pt-PT" w:eastAsia="zxx" w:bidi="zxx"/>
+        </w:rPr>
+      </w:r>
+    </w:p>
+    <w:p>
+      <w:pPr>
+        <w:pStyle w:val="Normal"/>
+        <w:spacing w:before="0" w:after="160"/>
+        <w:contextualSpacing/>
+        <w:rPr>
+          <w:color w:val="2F3A2E"/>
+          <w:lang w:val="pt-PT" w:eastAsia="zxx" w:bidi="zxx"/>
+        </w:rPr>
+      </w:pPr>
+      <w:r>
+        <w:rPr>
+          <w:color w:val="2F3A2E"/>
+          <w:lang w:val="pt-PT" w:eastAsia="zxx" w:bidi="zxx"/>
+        </w:rPr>
+        <w:t>EFT – Técnica de Libertação Emocional</w:t>
+      </w:r>
+    </w:p>
+    <w:p>
+      <w:pPr>
+        <w:pStyle w:val="Normal"/>
+        <w:spacing w:before="0" w:after="160"/>
+        <w:contextualSpacing/>
+        <w:rPr>
+          <w:color w:val="2F3A2E"/>
+          <w:lang w:val="pt-PT" w:eastAsia="zxx" w:bidi="zxx"/>
+        </w:rPr>
+      </w:pPr>
+      <w:r>
+        <w:rPr>
+          <w:color w:val="2F3A2E"/>
+          <w:lang w:val="pt-PT" w:eastAsia="zxx" w:bidi="zxx"/>
+        </w:rPr>
+      </w:r>
+    </w:p>
+    <w:p>
+      <w:pPr>
+        <w:pStyle w:val="Normal"/>
+        <w:spacing w:before="0" w:after="160"/>
+        <w:contextualSpacing/>
+        <w:rPr>
+          <w:color w:val="2F3A2E"/>
+          <w:lang w:val="pt-PT" w:eastAsia="zxx" w:bidi="zxx"/>
+        </w:rPr>
+      </w:pPr>
+      <w:r>
+        <w:rPr>
+          <w:color w:val="2F3A2E"/>
+          <w:lang w:val="pt-PT" w:eastAsia="zxx" w:bidi="zxx"/>
+        </w:rPr>
+        <w:t>A EFT (Emotional Freedom Techniques) é uma terapia integrativa que combina estímulos em pontos energéticos do corpo com técnicas de foco emocional, auxiliando na liberação de bloqueios, redução da ansiedade, estresse, medos e emoções negativas.</w:t>
+      </w:r>
+    </w:p>
+    <w:p>
+      <w:pPr>
+        <w:pStyle w:val="Normal"/>
+        <w:spacing w:before="0" w:after="160"/>
+        <w:contextualSpacing/>
+        <w:rPr>
+          <w:color w:val="2F3A2E"/>
+          <w:lang w:val="pt-PT" w:eastAsia="zxx" w:bidi="zxx"/>
+        </w:rPr>
+      </w:pPr>
+      <w:r>
+        <w:rPr>
+          <w:color w:val="2F3A2E"/>
+          <w:lang w:val="pt-PT" w:eastAsia="zxx" w:bidi="zxx"/>
+        </w:rPr>
+      </w:r>
+    </w:p>
+    <w:p>
+      <w:pPr>
+        <w:pStyle w:val="Normal"/>
+        <w:spacing w:before="0" w:after="160"/>
+        <w:contextualSpacing/>
+        <w:rPr>
+          <w:color w:val="2F3A2E"/>
+          <w:lang w:val="pt-PT" w:eastAsia="zxx" w:bidi="zxx"/>
+        </w:rPr>
+      </w:pPr>
+      <w:r>
+        <w:rPr>
+          <w:color w:val="2F3A2E"/>
+          <w:lang w:val="pt-PT" w:eastAsia="zxx" w:bidi="zxx"/>
+        </w:rPr>
+        <w:t>No Espaço Girassol, o atendimento é personalizado, proporcionando acolhimento e equilíbrio emocional de forma natural e segura.</w:t>
+      </w:r>
+    </w:p>
+    <w:p>
+      <w:pPr>
+        <w:pStyle w:val="Normal"/>
+        <w:spacing w:before="0" w:after="160"/>
+        <w:contextualSpacing/>
+        <w:rPr>
+          <w:color w:val="2F3A2E"/>
+          <w:lang w:val="pt-PT" w:eastAsia="zxx" w:bidi="zxx"/>
+        </w:rPr>
+      </w:pPr>
+      <w:r>
+        <w:rPr>
+          <w:color w:val="2F3A2E"/>
+          <w:lang w:val="pt-PT" w:eastAsia="zxx" w:bidi="zxx"/>
+        </w:rPr>
+      </w:r>
+    </w:p>
+    <w:p>
+      <w:pPr>
+        <w:pStyle w:val="Normal"/>
+        <w:spacing w:before="0" w:after="160"/>
+        <w:contextualSpacing/>
+        <w:rPr>
+          <w:color w:val="2F3A2E"/>
+          <w:lang w:val="pt-PT" w:eastAsia="zxx" w:bidi="zxx"/>
+        </w:rPr>
+      </w:pPr>
+      <w:r>
+        <w:rPr>
+          <w:color w:val="2F3A2E"/>
+          <w:lang w:val="pt-PT" w:eastAsia="zxx" w:bidi="zxx"/>
+        </w:rPr>
+        <w:t>Duração da sessão: aproximadamente 30 minutos.</w:t>
       </w:r>
     </w:p>
     <w:p>
@@ -6920,9 +8096,7 @@
         </w:rPr>
       </w:pPr>
       <w:r>
-        <w:rPr>
-          <w:lang w:val="pt-PT" w:eastAsia="zxx" w:bidi="zxx"/>
-        </w:rPr>
+        <w:rPr/>
         <w:drawing>
           <wp:inline distT="0" distB="0" distL="0" distR="0">
             <wp:extent cx="6191885" cy="3137535"/>
@@ -15553,7 +16727,7 @@
     </w:r>
     <w:r>
       <w:rPr/>
-      <w:t>17</w:t>
+      <w:t>19</w:t>
     </w:r>
     <w:r>
       <w:rPr/>

--- a/app/static/Documentacao_Landing_Page_Espaco_Girassol.docx
+++ b/app/static/Documentacao_Landing_Page_Espaco_Girassol.docx
@@ -955,40 +955,6 @@
         <w:spacing w:before="0" w:after="160"/>
         <w:contextualSpacing/>
         <w:rPr>
-          <w:color w:val="2F3A2E"/>
-          <w:lang w:val="pt-PT" w:eastAsia="zxx" w:bidi="zxx"/>
-        </w:rPr>
-      </w:pPr>
-      <w:r>
-        <w:rPr>
-          <w:color w:val="2F3A2E"/>
-          <w:lang w:val="pt-PT" w:eastAsia="zxx" w:bidi="zxx"/>
-        </w:rPr>
-      </w:r>
-    </w:p>
-    <w:p>
-      <w:pPr>
-        <w:pStyle w:val="Ttulododocumento"/>
-        <w:spacing w:before="0" w:after="160"/>
-        <w:contextualSpacing/>
-        <w:rPr>
-          <w:color w:val="2F3A2E"/>
-          <w:lang w:val="pt-PT" w:eastAsia="zxx" w:bidi="zxx"/>
-        </w:rPr>
-      </w:pPr>
-      <w:r>
-        <w:rPr>
-          <w:color w:val="2F3A2E"/>
-          <w:lang w:val="pt-PT" w:eastAsia="zxx" w:bidi="zxx"/>
-        </w:rPr>
-      </w:r>
-    </w:p>
-    <w:p>
-      <w:pPr>
-        <w:pStyle w:val="Ttulododocumento"/>
-        <w:spacing w:before="0" w:after="160"/>
-        <w:contextualSpacing/>
-        <w:rPr>
           <w:lang w:val="pt-PT" w:eastAsia="zxx" w:bidi="zxx"/>
         </w:rPr>
       </w:pPr>
@@ -2075,57 +2041,6 @@
         <w:spacing w:before="0" w:after="160"/>
         <w:contextualSpacing/>
         <w:rPr>
-          <w:color w:val="2F3A2E"/>
-          <w:lang w:val="pt-PT" w:eastAsia="zxx" w:bidi="zxx"/>
-        </w:rPr>
-      </w:pPr>
-      <w:r>
-        <w:rPr>
-          <w:color w:val="2F3A2E"/>
-          <w:lang w:val="pt-PT" w:eastAsia="zxx" w:bidi="zxx"/>
-        </w:rPr>
-      </w:r>
-    </w:p>
-    <w:p>
-      <w:pPr>
-        <w:pStyle w:val="Ttulododocumento"/>
-        <w:spacing w:before="0" w:after="160"/>
-        <w:contextualSpacing/>
-        <w:rPr>
-          <w:color w:val="2F3A2E"/>
-          <w:lang w:val="pt-PT" w:eastAsia="zxx" w:bidi="zxx"/>
-        </w:rPr>
-      </w:pPr>
-      <w:r>
-        <w:rPr>
-          <w:color w:val="2F3A2E"/>
-          <w:lang w:val="pt-PT" w:eastAsia="zxx" w:bidi="zxx"/>
-        </w:rPr>
-      </w:r>
-    </w:p>
-    <w:p>
-      <w:pPr>
-        <w:pStyle w:val="Ttulododocumento"/>
-        <w:spacing w:before="0" w:after="160"/>
-        <w:contextualSpacing/>
-        <w:rPr>
-          <w:color w:val="2F3A2E"/>
-          <w:lang w:val="pt-PT" w:eastAsia="zxx" w:bidi="zxx"/>
-        </w:rPr>
-      </w:pPr>
-      <w:r>
-        <w:rPr>
-          <w:color w:val="2F3A2E"/>
-          <w:lang w:val="pt-PT" w:eastAsia="zxx" w:bidi="zxx"/>
-        </w:rPr>
-      </w:r>
-    </w:p>
-    <w:p>
-      <w:pPr>
-        <w:pStyle w:val="Ttulododocumento"/>
-        <w:spacing w:before="0" w:after="160"/>
-        <w:contextualSpacing/>
-        <w:rPr>
           <w:lang w:val="pt-PT" w:eastAsia="zxx" w:bidi="zxx"/>
         </w:rPr>
       </w:pPr>
@@ -2796,57 +2711,6 @@
       </w:pPr>
       <w:r>
         <w:rPr>
-          <w:lang w:val="pt-PT" w:eastAsia="zxx" w:bidi="zxx"/>
-        </w:rPr>
-      </w:r>
-    </w:p>
-    <w:p>
-      <w:pPr>
-        <w:pStyle w:val="Ttulododocumento"/>
-        <w:spacing w:before="0" w:after="160"/>
-        <w:contextualSpacing/>
-        <w:rPr>
-          <w:color w:val="2F3A2E"/>
-          <w:lang w:val="pt-PT" w:eastAsia="zxx" w:bidi="zxx"/>
-        </w:rPr>
-      </w:pPr>
-      <w:r>
-        <w:rPr>
-          <w:color w:val="2F3A2E"/>
-          <w:lang w:val="pt-PT" w:eastAsia="zxx" w:bidi="zxx"/>
-        </w:rPr>
-      </w:r>
-    </w:p>
-    <w:p>
-      <w:pPr>
-        <w:pStyle w:val="Ttulododocumento"/>
-        <w:spacing w:before="0" w:after="160"/>
-        <w:contextualSpacing/>
-        <w:rPr>
-          <w:color w:val="2F3A2E"/>
-          <w:lang w:val="pt-PT" w:eastAsia="zxx" w:bidi="zxx"/>
-        </w:rPr>
-      </w:pPr>
-      <w:r>
-        <w:rPr>
-          <w:color w:val="2F3A2E"/>
-          <w:lang w:val="pt-PT" w:eastAsia="zxx" w:bidi="zxx"/>
-        </w:rPr>
-      </w:r>
-    </w:p>
-    <w:p>
-      <w:pPr>
-        <w:pStyle w:val="Ttulododocumento"/>
-        <w:spacing w:before="0" w:after="160"/>
-        <w:contextualSpacing/>
-        <w:rPr>
-          <w:color w:val="2F3A2E"/>
-          <w:lang w:val="pt-PT" w:eastAsia="zxx" w:bidi="zxx"/>
-        </w:rPr>
-      </w:pPr>
-      <w:r>
-        <w:rPr>
-          <w:color w:val="2F3A2E"/>
           <w:lang w:val="pt-PT" w:eastAsia="zxx" w:bidi="zxx"/>
         </w:rPr>
       </w:r>
@@ -3310,40 +3174,6 @@
         <w:spacing w:before="0" w:after="160"/>
         <w:contextualSpacing/>
         <w:rPr>
-          <w:color w:val="2F3A2E"/>
-          <w:lang w:val="pt-PT" w:eastAsia="zxx" w:bidi="zxx"/>
-        </w:rPr>
-      </w:pPr>
-      <w:r>
-        <w:rPr>
-          <w:color w:val="2F3A2E"/>
-          <w:lang w:val="pt-PT" w:eastAsia="zxx" w:bidi="zxx"/>
-        </w:rPr>
-      </w:r>
-    </w:p>
-    <w:p>
-      <w:pPr>
-        <w:pStyle w:val="Ttulododocumento"/>
-        <w:spacing w:before="0" w:after="160"/>
-        <w:contextualSpacing/>
-        <w:rPr>
-          <w:color w:val="2F3A2E"/>
-          <w:lang w:val="pt-PT" w:eastAsia="zxx" w:bidi="zxx"/>
-        </w:rPr>
-      </w:pPr>
-      <w:r>
-        <w:rPr>
-          <w:color w:val="2F3A2E"/>
-          <w:lang w:val="pt-PT" w:eastAsia="zxx" w:bidi="zxx"/>
-        </w:rPr>
-      </w:r>
-    </w:p>
-    <w:p>
-      <w:pPr>
-        <w:pStyle w:val="Ttulododocumento"/>
-        <w:spacing w:before="0" w:after="160"/>
-        <w:contextualSpacing/>
-        <w:rPr>
           <w:lang w:val="pt-PT" w:eastAsia="zxx" w:bidi="zxx"/>
         </w:rPr>
       </w:pPr>
@@ -4509,23 +4339,6 @@
         <w:spacing w:before="0" w:after="160"/>
         <w:contextualSpacing/>
         <w:rPr>
-          <w:color w:val="2F3A2E"/>
-          <w:lang w:val="pt-PT" w:eastAsia="zxx" w:bidi="zxx"/>
-        </w:rPr>
-      </w:pPr>
-      <w:r>
-        <w:rPr>
-          <w:color w:val="2F3A2E"/>
-          <w:lang w:val="pt-PT" w:eastAsia="zxx" w:bidi="zxx"/>
-        </w:rPr>
-      </w:r>
-    </w:p>
-    <w:p>
-      <w:pPr>
-        <w:pStyle w:val="Ttulododocumento"/>
-        <w:spacing w:before="0" w:after="160"/>
-        <w:contextualSpacing/>
-        <w:rPr>
           <w:lang w:val="pt-PT" w:eastAsia="zxx" w:bidi="zxx"/>
         </w:rPr>
       </w:pPr>
@@ -6676,6 +6489,32 @@
           <w:color w:val="2F3A2E"/>
           <w:lang w:val="pt-PT" w:eastAsia="zxx" w:bidi="zxx"/>
         </w:rPr>
+      </w:r>
+    </w:p>
+    <w:p>
+      <w:pPr>
+        <w:pStyle w:val="Ttulododocumento"/>
+        <w:spacing w:before="0" w:after="160"/>
+        <w:contextualSpacing/>
+        <w:rPr>
+          <w:lang w:val="pt-PT" w:eastAsia="zxx" w:bidi="zxx"/>
+        </w:rPr>
+      </w:pPr>
+      <w:r>
+        <w:rPr/>
+      </w:r>
+    </w:p>
+    <w:p>
+      <w:pPr>
+        <w:pStyle w:val="Ttulododocumento"/>
+        <w:spacing w:before="0" w:after="160"/>
+        <w:contextualSpacing/>
+        <w:rPr>
+          <w:lang w:val="pt-PT" w:eastAsia="zxx" w:bidi="zxx"/>
+        </w:rPr>
+      </w:pPr>
+      <w:r>
+        <w:rPr/>
       </w:r>
     </w:p>
     <w:p>
@@ -7911,40 +7750,6 @@
       </w:pPr>
       <w:r>
         <w:rPr>
-          <w:lang w:val="pt-PT" w:eastAsia="zxx" w:bidi="zxx"/>
-        </w:rPr>
-      </w:r>
-    </w:p>
-    <w:p>
-      <w:pPr>
-        <w:pStyle w:val="Ttulododocumento"/>
-        <w:spacing w:before="0" w:after="160"/>
-        <w:contextualSpacing/>
-        <w:rPr>
-          <w:color w:val="2F3A2E"/>
-          <w:lang w:val="pt-PT" w:eastAsia="zxx" w:bidi="zxx"/>
-        </w:rPr>
-      </w:pPr>
-      <w:r>
-        <w:rPr>
-          <w:color w:val="2F3A2E"/>
-          <w:lang w:val="pt-PT" w:eastAsia="zxx" w:bidi="zxx"/>
-        </w:rPr>
-      </w:r>
-    </w:p>
-    <w:p>
-      <w:pPr>
-        <w:pStyle w:val="Ttulododocumento"/>
-        <w:spacing w:before="0" w:after="160"/>
-        <w:contextualSpacing/>
-        <w:rPr>
-          <w:color w:val="2F3A2E"/>
-          <w:lang w:val="pt-PT" w:eastAsia="zxx" w:bidi="zxx"/>
-        </w:rPr>
-      </w:pPr>
-      <w:r>
-        <w:rPr>
-          <w:color w:val="2F3A2E"/>
           <w:lang w:val="pt-PT" w:eastAsia="zxx" w:bidi="zxx"/>
         </w:rPr>
       </w:r>
@@ -10690,208 +10495,13 @@
     <w:p>
       <w:pPr>
         <w:pStyle w:val="Ttulo2"/>
-        <w:keepNext w:val="true"/>
         <w:spacing w:before="100" w:after="120"/>
         <w:rPr>
           <w:lang w:val="pt-PT" w:eastAsia="zxx" w:bidi="zxx"/>
         </w:rPr>
       </w:pPr>
       <w:r>
-        <w:rPr>
-          <w:lang w:val="pt-PT" w:eastAsia="zxx" w:bidi="zxx"/>
-        </w:rPr>
-      </w:r>
-    </w:p>
-    <w:tbl>
-      <w:tblPr>
-        <w:tblW w:w="9924" w:type="dxa"/>
-        <w:jc w:val="center"/>
-        <w:tblInd w:w="0" w:type="dxa"/>
-        <w:tblLayout w:type="fixed"/>
-        <w:tblCellMar>
-          <w:top w:w="0" w:type="dxa"/>
-          <w:left w:w="108" w:type="dxa"/>
-          <w:bottom w:w="0" w:type="dxa"/>
-          <w:right w:w="108" w:type="dxa"/>
-        </w:tblCellMar>
-        <w:tblLook w:val="04a0" w:noHBand="0" w:noVBand="1" w:firstColumn="1" w:lastRow="0" w:lastColumn="0" w:firstRow="1"/>
-      </w:tblPr>
-      <w:tblGrid>
-        <w:gridCol w:w="1654"/>
-        <w:gridCol w:w="1653"/>
-        <w:gridCol w:w="1655"/>
-        <w:gridCol w:w="1654"/>
-        <w:gridCol w:w="1653"/>
-        <w:gridCol w:w="1654"/>
-      </w:tblGrid>
-      <w:tr>
-        <w:trPr/>
-        <w:tc>
-          <w:tcPr>
-            <w:tcW w:w="1654" w:type="dxa"/>
-            <w:tcBorders/>
-            <w:shd w:fill="F6C445"/>
-          </w:tcPr>
-          <w:p>
-            <w:pPr>
-              <w:pStyle w:val="Normal"/>
-              <w:widowControl w:val="false"/>
-              <w:spacing w:before="0" w:after="200"/>
-              <w:rPr>
-                <w:lang w:val="pt-PT" w:eastAsia="zxx" w:bidi="zxx"/>
-              </w:rPr>
-            </w:pPr>
-            <w:r>
-              <w:rPr>
-                <w:lang w:val="pt-PT" w:eastAsia="zxx" w:bidi="zxx"/>
-              </w:rPr>
-              <w:br/>
-            </w:r>
-          </w:p>
-        </w:tc>
-        <w:tc>
-          <w:tcPr>
-            <w:tcW w:w="1653" w:type="dxa"/>
-            <w:tcBorders/>
-            <w:shd w:fill="E89B16"/>
-          </w:tcPr>
-          <w:p>
-            <w:pPr>
-              <w:pStyle w:val="Normal"/>
-              <w:widowControl w:val="false"/>
-              <w:spacing w:before="0" w:after="200"/>
-              <w:rPr>
-                <w:lang w:val="pt-PT" w:eastAsia="zxx" w:bidi="zxx"/>
-              </w:rPr>
-            </w:pPr>
-            <w:r>
-              <w:rPr>
-                <w:lang w:val="pt-PT" w:eastAsia="zxx" w:bidi="zxx"/>
-              </w:rPr>
-              <w:br/>
-            </w:r>
-          </w:p>
-        </w:tc>
-        <w:tc>
-          <w:tcPr>
-            <w:tcW w:w="1655" w:type="dxa"/>
-            <w:tcBorders/>
-            <w:shd w:fill="7A4B1E"/>
-          </w:tcPr>
-          <w:p>
-            <w:pPr>
-              <w:pStyle w:val="Normal"/>
-              <w:widowControl w:val="false"/>
-              <w:spacing w:before="0" w:after="200"/>
-              <w:rPr>
-                <w:lang w:val="pt-PT" w:eastAsia="zxx" w:bidi="zxx"/>
-              </w:rPr>
-            </w:pPr>
-            <w:r>
-              <w:rPr>
-                <w:lang w:val="pt-PT" w:eastAsia="zxx" w:bidi="zxx"/>
-              </w:rPr>
-              <w:br/>
-            </w:r>
-          </w:p>
-        </w:tc>
-        <w:tc>
-          <w:tcPr>
-            <w:tcW w:w="1654" w:type="dxa"/>
-            <w:tcBorders/>
-            <w:shd w:fill="466B3A"/>
-          </w:tcPr>
-          <w:p>
-            <w:pPr>
-              <w:pStyle w:val="Normal"/>
-              <w:widowControl w:val="false"/>
-              <w:spacing w:before="0" w:after="200"/>
-              <w:rPr>
-                <w:lang w:val="pt-PT" w:eastAsia="zxx" w:bidi="zxx"/>
-              </w:rPr>
-            </w:pPr>
-            <w:r>
-              <w:rPr>
-                <w:lang w:val="pt-PT" w:eastAsia="zxx" w:bidi="zxx"/>
-              </w:rPr>
-              <w:br/>
-            </w:r>
-          </w:p>
-        </w:tc>
-        <w:tc>
-          <w:tcPr>
-            <w:tcW w:w="1653" w:type="dxa"/>
-            <w:tcBorders/>
-            <w:shd w:fill="F7EBCB"/>
-          </w:tcPr>
-          <w:p>
-            <w:pPr>
-              <w:pStyle w:val="Normal"/>
-              <w:widowControl w:val="false"/>
-              <w:spacing w:before="0" w:after="200"/>
-              <w:rPr>
-                <w:lang w:val="pt-PT" w:eastAsia="zxx" w:bidi="zxx"/>
-              </w:rPr>
-            </w:pPr>
-            <w:r>
-              <w:rPr>
-                <w:lang w:val="pt-PT" w:eastAsia="zxx" w:bidi="zxx"/>
-              </w:rPr>
-              <w:br/>
-            </w:r>
-          </w:p>
-        </w:tc>
-        <w:tc>
-          <w:tcPr>
-            <w:tcW w:w="1654" w:type="dxa"/>
-            <w:tcBorders/>
-            <w:shd w:fill="2F3A2E"/>
-          </w:tcPr>
-          <w:p>
-            <w:pPr>
-              <w:pStyle w:val="Normal"/>
-              <w:widowControl w:val="false"/>
-              <w:spacing w:before="0" w:after="200"/>
-              <w:rPr>
-                <w:lang w:val="pt-PT" w:eastAsia="zxx" w:bidi="zxx"/>
-              </w:rPr>
-            </w:pPr>
-            <w:r>
-              <w:rPr>
-                <w:lang w:val="pt-PT" w:eastAsia="zxx" w:bidi="zxx"/>
-              </w:rPr>
-              <w:br/>
-            </w:r>
-          </w:p>
-        </w:tc>
-      </w:tr>
-    </w:tbl>
-    <w:p>
-      <w:pPr>
-        <w:pStyle w:val="Normal"/>
-        <w:spacing w:before="100" w:after="120"/>
-        <w:rPr>
-          <w:lang w:val="pt-PT" w:eastAsia="zxx" w:bidi="zxx"/>
-        </w:rPr>
-      </w:pPr>
-      <w:r>
-        <w:rPr>
-          <w:lang w:val="pt-PT" w:eastAsia="zxx" w:bidi="zxx"/>
-        </w:rPr>
-      </w:r>
-    </w:p>
-    <w:p>
-      <w:pPr>
-        <w:pStyle w:val="Normal"/>
-        <w:spacing w:before="100" w:after="120"/>
-        <w:rPr>
-          <w:lang w:val="pt-PT" w:eastAsia="zxx" w:bidi="zxx"/>
-        </w:rPr>
-      </w:pPr>
-      <w:r>
-        <w:rPr>
-          <w:lang w:val="pt-PT" w:eastAsia="zxx" w:bidi="zxx"/>
-        </w:rPr>
+        <w:rPr/>
       </w:r>
     </w:p>
     <w:p>
@@ -13204,40 +12814,6 @@
         <w:spacing w:before="0" w:after="160"/>
         <w:contextualSpacing/>
         <w:rPr>
-          <w:color w:val="2F3A2E"/>
-          <w:lang w:val="pt-PT" w:eastAsia="zxx" w:bidi="zxx"/>
-        </w:rPr>
-      </w:pPr>
-      <w:r>
-        <w:rPr>
-          <w:color w:val="2F3A2E"/>
-          <w:lang w:val="pt-PT" w:eastAsia="zxx" w:bidi="zxx"/>
-        </w:rPr>
-      </w:r>
-    </w:p>
-    <w:p>
-      <w:pPr>
-        <w:pStyle w:val="Ttulododocumento"/>
-        <w:spacing w:before="0" w:after="160"/>
-        <w:contextualSpacing/>
-        <w:rPr>
-          <w:color w:val="2F3A2E"/>
-          <w:lang w:val="pt-PT" w:eastAsia="zxx" w:bidi="zxx"/>
-        </w:rPr>
-      </w:pPr>
-      <w:r>
-        <w:rPr>
-          <w:color w:val="2F3A2E"/>
-          <w:lang w:val="pt-PT" w:eastAsia="zxx" w:bidi="zxx"/>
-        </w:rPr>
-      </w:r>
-    </w:p>
-    <w:p>
-      <w:pPr>
-        <w:pStyle w:val="Ttulododocumento"/>
-        <w:spacing w:before="0" w:after="160"/>
-        <w:contextualSpacing/>
-        <w:rPr>
           <w:lang w:val="pt-PT" w:eastAsia="zxx" w:bidi="zxx"/>
         </w:rPr>
       </w:pPr>
@@ -14107,40 +13683,6 @@
         <w:spacing w:before="0" w:after="160"/>
         <w:contextualSpacing/>
         <w:rPr>
-          <w:color w:val="2F3A2E"/>
-          <w:lang w:val="pt-PT" w:eastAsia="zxx" w:bidi="zxx"/>
-        </w:rPr>
-      </w:pPr>
-      <w:r>
-        <w:rPr>
-          <w:color w:val="2F3A2E"/>
-          <w:lang w:val="pt-PT" w:eastAsia="zxx" w:bidi="zxx"/>
-        </w:rPr>
-      </w:r>
-    </w:p>
-    <w:p>
-      <w:pPr>
-        <w:pStyle w:val="Ttulododocumento"/>
-        <w:spacing w:before="0" w:after="160"/>
-        <w:contextualSpacing/>
-        <w:rPr>
-          <w:color w:val="2F3A2E"/>
-          <w:lang w:val="pt-PT" w:eastAsia="zxx" w:bidi="zxx"/>
-        </w:rPr>
-      </w:pPr>
-      <w:r>
-        <w:rPr>
-          <w:color w:val="2F3A2E"/>
-          <w:lang w:val="pt-PT" w:eastAsia="zxx" w:bidi="zxx"/>
-        </w:rPr>
-      </w:r>
-    </w:p>
-    <w:p>
-      <w:pPr>
-        <w:pStyle w:val="Ttulododocumento"/>
-        <w:spacing w:before="0" w:after="160"/>
-        <w:contextualSpacing/>
-        <w:rPr>
           <w:lang w:val="pt-PT" w:eastAsia="zxx" w:bidi="zxx"/>
         </w:rPr>
       </w:pPr>
@@ -14937,40 +14479,6 @@
           <w:lang w:val="pt-PT" w:eastAsia="zxx" w:bidi="zxx"/>
         </w:rPr>
         <w:t>A página é publicada com HTTPS e sem modo de depuração.</w:t>
-      </w:r>
-    </w:p>
-    <w:p>
-      <w:pPr>
-        <w:pStyle w:val="Ttulododocumento"/>
-        <w:spacing w:before="0" w:after="160"/>
-        <w:contextualSpacing/>
-        <w:rPr>
-          <w:color w:val="2F3A2E"/>
-          <w:lang w:val="pt-PT" w:eastAsia="zxx" w:bidi="zxx"/>
-        </w:rPr>
-      </w:pPr>
-      <w:r>
-        <w:rPr>
-          <w:color w:val="2F3A2E"/>
-          <w:lang w:val="pt-PT" w:eastAsia="zxx" w:bidi="zxx"/>
-        </w:rPr>
-      </w:r>
-    </w:p>
-    <w:p>
-      <w:pPr>
-        <w:pStyle w:val="Ttulododocumento"/>
-        <w:spacing w:before="0" w:after="160"/>
-        <w:contextualSpacing/>
-        <w:rPr>
-          <w:color w:val="2F3A2E"/>
-          <w:lang w:val="pt-PT" w:eastAsia="zxx" w:bidi="zxx"/>
-        </w:rPr>
-      </w:pPr>
-      <w:r>
-        <w:rPr>
-          <w:color w:val="2F3A2E"/>
-          <w:lang w:val="pt-PT" w:eastAsia="zxx" w:bidi="zxx"/>
-        </w:rPr>
       </w:r>
     </w:p>
     <w:p>
